--- a/docs/risk-assessment/Risk_Assessment_BEFORE_TreasureRow.docx
+++ b/docs/risk-assessment/Risk_Assessment_BEFORE_TreasureRow.docx
@@ -4,28 +4,96 @@
   <w:body>
     <w:p>
       <w:pPr>
+        <w:spacing w:after="60"/>
+        <w:jc w:val="center"/>
+      </w:pPr>
+      <w:r>
+        <w:rPr>
+          <w:rFonts w:ascii="Times New Roman" w:hAnsi="Times New Roman" w:cs="Times New Roman" w:eastAsia="Times New Roman"/>
+          <w:b/>
+          <w:sz w:val="48"/>
+          <w:szCs w:val="48"/>
+        </w:rPr>
+        <w:t>Treasure Row</w:t>
+      </w:r>
+    </w:p>
+    <w:p>
+      <w:pPr>
+        <w:spacing w:after="120"/>
+        <w:jc w:val="center"/>
+      </w:pPr>
+      <w:r>
+        <w:rPr>
+          <w:rFonts w:ascii="Times New Roman" w:hAnsi="Times New Roman" w:cs="Times New Roman" w:eastAsia="Times New Roman"/>
+          <w:sz w:val="22"/>
+          <w:szCs w:val="22"/>
+        </w:rPr>
+        <w:t xml:space="preserve">Donovan Griffin, Cameron Ridgley, Jonah Goodwine, Ricki Davis, Chase Jones, Noah Higgs, Chi Martin</w:t>
+      </w:r>
+    </w:p>
+    <w:p>
+      <w:pPr>
+        <w:spacing w:after="240"/>
+        <w:jc w:val="center"/>
+      </w:pPr>
+      <w:r>
+        <w:drawing>
+          <wp:inline distT="0" distB="0" distL="0" distR="0">
+            <wp:extent cx="2011680" cy="1644192"/>
+            <wp:docPr id="90001" name="Treasure Row logo"/>
+            <a:graphic>
+              <a:graphicData uri="http://schemas.openxmlformats.org/drawingml/2006/picture">
+                <pic:pic>
+                  <pic:nvPicPr>
+                    <pic:cNvPr id="90001" name="treasure_row_logo.png"/>
+                    <pic:cNvPicPr/>
+                  </pic:nvPicPr>
+                  <pic:blipFill>
+                    <a:blip r:embed="rIdTRCoverLogo"/>
+                    <a:stretch>
+                      <a:fillRect/>
+                    </a:stretch>
+                  </pic:blipFill>
+                  <pic:spPr>
+                    <a:xfrm>
+                      <a:off x="0" y="0"/>
+                      <a:ext cx="2011680" cy="1644192"/>
+                    </a:xfrm>
+                    <a:prstGeom prst="rect">
+                      <a:avLst/>
+                    </a:prstGeom>
+                  </pic:spPr>
+                </pic:pic>
+              </a:graphicData>
+            </a:graphic>
+          </wp:inline>
+        </w:drawing>
+      </w:r>
+    </w:p>
+    <w:p>
+      <w:pPr>
         <w:pStyle w:val="Title"/>
       </w:pPr>
       <w:r>
-        <w:t xml:space="preserve">Treasure</w:t>
-      </w:r>
-      <w:r>
-        <w:t xml:space="preserve"> </w:t>
-      </w:r>
-      <w:r>
-        <w:t xml:space="preserve">Row:</w:t>
-      </w:r>
-      <w:r>
-        <w:t xml:space="preserve"> </w:t>
-      </w:r>
-      <w:r>
-        <w:t xml:space="preserve">Risk</w:t>
-      </w:r>
-      <w:r>
-        <w:t xml:space="preserve"> </w:t>
-      </w:r>
-      <w:r>
-        <w:t xml:space="preserve">Assessment</w:t>
+        <w:t xml:space="preserve">Risk Assessment</w:t>
+      </w:r>
+      <w:r>
+        <w:t xml:space="preserve"/>
+      </w:r>
+      <w:r>
+        <w:t xml:space="preserve"/>
+      </w:r>
+      <w:r>
+        <w:t xml:space="preserve"/>
+      </w:r>
+      <w:r>
+        <w:t xml:space="preserve"/>
+      </w:r>
+      <w:r>
+        <w:t xml:space="preserve"/>
+      </w:r>
+      <w:r>
+        <w:t xml:space="preserve"/>
       </w:r>
     </w:p>
     <w:bookmarkStart w:id="20" w:name="how-we-scored-each-risk"/>
@@ -35,18 +103,6 @@
       </w:pPr>
       <w:r>
         <w:t xml:space="preserve">How We Scored Each Risk</w:t>
-      </w:r>
-    </w:p>
-    <w:p>
-      <w:pPr>
-        <w:pStyle w:val="FirstParagraph"/>
-      </w:pPr>
-      <w:r>
-        <w:rPr>
-          <w:iCs/>
-          <w:i/>
-        </w:rPr>
-        <w:t xml:space="preserve">Donovan Griffin</w:t>
       </w:r>
     </w:p>
     <w:p>
@@ -2242,7 +2298,8 @@
   <w:docDefaults>
     <w:rPrDefault>
       <w:rPr>
-        <w:rFonts w:asciiTheme="minorHAnsi" w:cstheme="minorBidi" w:eastAsiaTheme="minorHAnsi" w:hAnsiTheme="minorHAnsi"/>
+        <w:rFonts w:ascii="Times New Roman" w:hAnsi="Times New Roman" w:cs="Times New Roman" w:eastAsia="Times New Roman"/>
+        <w:rFonts w:ascii="Times New Roman" w:hAnsi="Times New Roman" w:cs="Times New Roman" w:eastAsia="Times New Roman"/>
         <w:sz w:val="24"/>
         <w:szCs w:val="24"/>
         <w:lang w:bidi="ar-SA" w:eastAsia="en-US" w:val="en-US"/>
@@ -2294,7 +2351,7 @@
       <w:jc w:val="center"/>
     </w:pPr>
     <w:rPr>
-      <w:rFonts w:asciiTheme="majorHAnsi" w:cstheme="majorBidi" w:eastAsiaTheme="majorEastAsia" w:hAnsiTheme="majorHAnsi"/>
+      <w:rFonts w:ascii="Times New Roman" w:hAnsi="Times New Roman" w:cs="Times New Roman" w:eastAsia="Times New Roman"/>
       <w:b/>
       <w:bCs/>
       <w:color w:themeColor="accent1" w:themeShade="B5" w:val="345A8A"/>
@@ -2393,7 +2450,7 @@
       <w:outlineLvl w:val="0"/>
     </w:pPr>
     <w:rPr>
-      <w:rFonts w:asciiTheme="majorHAnsi" w:cstheme="majorBidi" w:eastAsiaTheme="majorEastAsia" w:hAnsiTheme="majorHAnsi"/>
+      <w:rFonts w:ascii="Times New Roman" w:hAnsi="Times New Roman" w:cs="Times New Roman" w:eastAsia="Times New Roman"/>
       <w:b/>
       <w:bCs/>
       <w:color w:themeColor="accent1" w:val="4F81BD"/>
@@ -2415,7 +2472,7 @@
       <w:outlineLvl w:val="1"/>
     </w:pPr>
     <w:rPr>
-      <w:rFonts w:asciiTheme="majorHAnsi" w:cstheme="majorBidi" w:eastAsiaTheme="majorEastAsia" w:hAnsiTheme="majorHAnsi"/>
+      <w:rFonts w:ascii="Times New Roman" w:hAnsi="Times New Roman" w:cs="Times New Roman" w:eastAsia="Times New Roman"/>
       <w:b/>
       <w:bCs/>
       <w:color w:themeColor="accent1" w:val="4F81BD"/>
@@ -2437,7 +2494,7 @@
       <w:outlineLvl w:val="2"/>
     </w:pPr>
     <w:rPr>
-      <w:rFonts w:asciiTheme="majorHAnsi" w:cstheme="majorBidi" w:eastAsiaTheme="majorEastAsia" w:hAnsiTheme="majorHAnsi"/>
+      <w:rFonts w:ascii="Times New Roman" w:hAnsi="Times New Roman" w:cs="Times New Roman" w:eastAsia="Times New Roman"/>
       <w:b/>
       <w:bCs/>
       <w:color w:themeColor="accent1" w:val="4F81BD"/>
@@ -2459,7 +2516,7 @@
       <w:outlineLvl w:val="3"/>
     </w:pPr>
     <w:rPr>
-      <w:rFonts w:asciiTheme="majorHAnsi" w:cstheme="majorBidi" w:eastAsiaTheme="majorEastAsia" w:hAnsiTheme="majorHAnsi"/>
+      <w:rFonts w:ascii="Times New Roman" w:hAnsi="Times New Roman" w:cs="Times New Roman" w:eastAsia="Times New Roman"/>
       <w:i/>
       <w:bCs/>
       <w:color w:themeColor="accent1" w:val="4F81BD"/>
@@ -2481,7 +2538,7 @@
       <w:outlineLvl w:val="4"/>
     </w:pPr>
     <w:rPr>
-      <w:rFonts w:asciiTheme="majorHAnsi" w:cstheme="majorBidi" w:eastAsiaTheme="majorEastAsia" w:hAnsiTheme="majorHAnsi"/>
+      <w:rFonts w:ascii="Times New Roman" w:hAnsi="Times New Roman" w:cs="Times New Roman" w:eastAsia="Times New Roman"/>
       <w:iCs/>
       <w:color w:themeColor="accent1" w:val="4F81BD"/>
       <w:sz w:val="24"/>
@@ -2502,7 +2559,7 @@
       <w:outlineLvl w:val="5"/>
     </w:pPr>
     <w:rPr>
-      <w:rFonts w:asciiTheme="majorHAnsi" w:cstheme="majorBidi" w:eastAsiaTheme="majorEastAsia" w:hAnsiTheme="majorHAnsi"/>
+      <w:rFonts w:ascii="Times New Roman" w:hAnsi="Times New Roman" w:cs="Times New Roman" w:eastAsia="Times New Roman"/>
       <w:color w:themeColor="accent1" w:val="4F81BD"/>
       <w:sz w:val="24"/>
       <w:szCs w:val="24"/>
@@ -2522,7 +2579,7 @@
       <w:outlineLvl w:val="6"/>
     </w:pPr>
     <w:rPr>
-      <w:rFonts w:asciiTheme="majorHAnsi" w:cstheme="majorBidi" w:eastAsiaTheme="majorEastAsia" w:hAnsiTheme="majorHAnsi"/>
+      <w:rFonts w:ascii="Times New Roman" w:hAnsi="Times New Roman" w:cs="Times New Roman" w:eastAsia="Times New Roman"/>
       <w:color w:themeColor="accent1" w:val="4F81BD"/>
       <w:sz w:val="24"/>
       <w:szCs w:val="24"/>
@@ -2542,7 +2599,7 @@
       <w:outlineLvl w:val="7"/>
     </w:pPr>
     <w:rPr>
-      <w:rFonts w:asciiTheme="majorHAnsi" w:cstheme="majorBidi" w:eastAsiaTheme="majorEastAsia" w:hAnsiTheme="majorHAnsi"/>
+      <w:rFonts w:ascii="Times New Roman" w:hAnsi="Times New Roman" w:cs="Times New Roman" w:eastAsia="Times New Roman"/>
       <w:color w:themeColor="accent1" w:val="4F81BD"/>
       <w:sz w:val="24"/>
       <w:szCs w:val="24"/>
@@ -2562,7 +2619,7 @@
       <w:outlineLvl w:val="8"/>
     </w:pPr>
     <w:rPr>
-      <w:rFonts w:asciiTheme="majorHAnsi" w:cstheme="majorBidi" w:eastAsiaTheme="majorEastAsia" w:hAnsiTheme="majorHAnsi"/>
+      <w:rFonts w:ascii="Times New Roman" w:hAnsi="Times New Roman" w:cs="Times New Roman" w:eastAsia="Times New Roman"/>
       <w:color w:themeColor="accent1" w:val="4F81BD"/>
       <w:sz w:val="24"/>
       <w:szCs w:val="24"/>
@@ -2683,7 +2740,7 @@
     <w:name w:val="Verbatim Char"/>
     <w:basedOn w:val="BodyTextChar"/>
     <w:rPr>
-      <w:rFonts w:ascii="Consolas" w:hAnsi="Consolas"/>
+      <w:rFonts w:ascii="Times New Roman" w:hAnsi="Times New Roman" w:cs="Times New Roman" w:eastAsia="Times New Roman"/>
       <w:sz w:val="22"/>
     </w:rPr>
   </w:style>
@@ -2717,7 +2774,7 @@
       <w:outlineLvl w:val="9"/>
     </w:pPr>
     <w:rPr>
-      <w:rFonts w:asciiTheme="majorHAnsi" w:cstheme="majorBidi" w:eastAsiaTheme="majorEastAsia" w:hAnsiTheme="majorHAnsi"/>
+      <w:rFonts w:ascii="Times New Roman" w:hAnsi="Times New Roman" w:cs="Times New Roman" w:eastAsia="Times New Roman"/>
       <w:b w:val="0"/>
       <w:bCs w:val="0"/>
       <w:color w:themeColor="accent1" w:themeShade="BF" w:val="365F91"/>
@@ -3003,7 +3060,7 @@
     </a:clrScheme>
     <a:fontScheme name="Office">
       <a:majorFont>
-        <a:latin typeface="Calibri"/>
+        <a:latin typeface="Times New Roman"/>
         <a:ea typeface=""/>
         <a:cs typeface=""/>
         <a:font script="Jpan" typeface="ＭＳ ゴシック"/>
@@ -3037,7 +3094,7 @@
         <a:font script="Uigh" typeface="Microsoft Uighur"/>
       </a:majorFont>
       <a:minorFont>
-        <a:latin typeface="Cambria"/>
+        <a:latin typeface="Times New Roman"/>
         <a:ea typeface=""/>
         <a:cs typeface=""/>
         <a:font script="Jpan" typeface="ＭＳ 明朝"/>
